--- a/Tố cáo/02-TC_CauHinh.docx
+++ b/Tố cáo/02-TC_CauHinh.docx
@@ -4,6 +4,24 @@
   <w:body>
     <w:p>
       <w:pPr>
+        <w:jc w:val="center"/>
+        <w:rPr>
+          <w:b/>
+          <w:bCs/>
+          <w:color w:val="000000"/>
+        </w:rPr>
+      </w:pPr>
+      <w:r>
+        <w:rPr>
+          <w:b/>
+          <w:bCs/>
+          <w:color w:val="000000"/>
+        </w:rPr>
+        <w:t>PHIẾU CHUYỂN ĐƠN TỐ CÁO</w:t>
+      </w:r>
+    </w:p>
+    <w:p>
+      <w:pPr>
         <w:keepNext/>
         <w:jc w:val="center"/>
         <w:outlineLvl w:val="0"/>
@@ -17,41 +35,19 @@
         <w:rPr>
           <w:b/>
           <w:bCs/>
-          <w:color w:val="000000"/>
-        </w:rPr>
-        <w:t>PHIẾU CHUYỂN ĐƠN TỐ CÁO</w:t>
-      </w:r>
-    </w:p>
-    <w:p>
-      <w:pPr>
-        <w:spacing w:before="240" w:after="60"/>
-        <w:jc w:val="both"/>
-        <w:outlineLvl w:val="5"/>
-        <w:rPr>
-          <w:b/>
-          <w:bCs/>
-          <w:color w:val="000000"/>
-          <w:u w:val="single"/>
-        </w:rPr>
-      </w:pPr>
-      <w:bookmarkStart w:id="0" w:name="_GoBack"/>
-      <w:r>
-        <w:rPr>
-          <w:b/>
-          <w:bCs/>
           <w:noProof/>
           <w:color w:val="000000"/>
         </w:rPr>
         <mc:AlternateContent>
           <mc:Choice Requires="wps">
             <w:drawing>
-              <wp:anchor distT="0" distB="0" distL="114300" distR="114300" simplePos="0" relativeHeight="251659264" behindDoc="0" locked="0" layoutInCell="1" allowOverlap="1" wp14:anchorId="6C595A20" wp14:editId="1A27D6D6">
+              <wp:anchor distT="0" distB="0" distL="114300" distR="114300" simplePos="0" relativeHeight="251659264" behindDoc="0" locked="0" layoutInCell="1" allowOverlap="1" wp14:anchorId="57CBC588" wp14:editId="3F65CBF2">
                 <wp:simplePos x="0" y="0"/>
                 <wp:positionH relativeFrom="column">
-                  <wp:posOffset>2033270</wp:posOffset>
+                  <wp:posOffset>2242820</wp:posOffset>
                 </wp:positionH>
                 <wp:positionV relativeFrom="paragraph">
-                  <wp:posOffset>74930</wp:posOffset>
+                  <wp:posOffset>36830</wp:posOffset>
                 </wp:positionV>
                 <wp:extent cx="1245870" cy="0"/>
                 <wp:effectExtent l="13970" t="6350" r="6985" b="12700"/>
@@ -106,31 +102,10 @@
           </mc:Choice>
           <mc:Fallback>
             <w:pict>
-              <v:line w14:anchorId="1039C8F4" id="Straight Connector 1" o:spid="_x0000_s1026" style="position:absolute;z-index:251659264;visibility:visible;mso-wrap-style:square;mso-width-percent:0;mso-height-percent:0;mso-wrap-distance-left:9pt;mso-wrap-distance-top:0;mso-wrap-distance-right:9pt;mso-wrap-distance-bottom:0;mso-position-horizontal:absolute;mso-position-horizontal-relative:text;mso-position-vertical:absolute;mso-position-vertical-relative:text;mso-width-percent:0;mso-height-percent:0;mso-width-relative:page;mso-height-relative:page" from="160.1pt,5.9pt" to="258.2pt,5.9pt" o:gfxdata="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"/>
+              <v:line w14:anchorId="1D5103FB" id="Straight Connector 1" o:spid="_x0000_s1026" style="position:absolute;z-index:251659264;visibility:visible;mso-wrap-style:square;mso-width-percent:0;mso-height-percent:0;mso-wrap-distance-left:9pt;mso-wrap-distance-top:0;mso-wrap-distance-right:9pt;mso-wrap-distance-bottom:0;mso-position-horizontal:absolute;mso-position-horizontal-relative:text;mso-position-vertical:absolute;mso-position-vertical-relative:text;mso-width-percent:0;mso-height-percent:0;mso-width-relative:page;mso-height-relative:page" from="176.6pt,2.9pt" to="274.7pt,2.9pt" o:gfxdata="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"/>
             </w:pict>
           </mc:Fallback>
         </mc:AlternateContent>
-      </w:r>
-      <w:bookmarkEnd w:id="0"/>
-      <w:r>
-        <w:rPr>
-          <w:b/>
-          <w:bCs/>
-          <w:color w:val="000000"/>
-        </w:rPr>
-        <w:t xml:space="preserve">   </w:t>
-      </w:r>
-      <w:r>
-        <w:rPr>
-          <w:color w:val="000000"/>
-        </w:rPr>
-        <w:tab/>
-      </w:r>
-      <w:r>
-        <w:rPr>
-          <w:color w:val="000000"/>
-        </w:rPr>
-        <w:tab/>
       </w:r>
       <w:r>
         <w:rPr>
@@ -187,7 +162,6 @@
       <w:r>
         <w:rPr>
           <w:color w:val="000000"/>
-          <w:lang w:val="vi-VN"/>
         </w:rPr>
         <w:t xml:space="preserve">Địa chỉ: </w:t>
       </w:r>
@@ -201,7 +175,7 @@
     </w:p>
     <w:p>
       <w:pPr>
-        <w:ind w:firstLine="562"/>
+        <w:spacing w:before="120"/>
         <w:rPr>
           <w:color w:val="000000"/>
           <w:lang w:val="vi-VN"/>
@@ -252,16 +226,23 @@
       <w:r>
         <w:rPr>
           <w:color w:val="000000"/>
-          <w:lang w:val="vi-VN"/>
-        </w:rPr>
-        <w:t>đã nhận được đơn tố cáo của đồng chí (hoặc ông /</w:t>
-      </w:r>
-      <w:r>
-        <w:rPr>
-          <w:color w:val="000000"/>
-          <w:lang w:val="vi-VN"/>
-        </w:rPr>
-        <w:t>bà [[Ten]]</w:t>
+          <w:sz w:val="26"/>
+          <w:szCs w:val="26"/>
+        </w:rPr>
+        <w:t xml:space="preserve"> </w:t>
+      </w:r>
+      <w:r>
+        <w:rPr>
+          <w:color w:val="000000"/>
+          <w:lang w:val="vi-VN"/>
+        </w:rPr>
+        <w:t>đã nhận được đơn tố cáo của</w:t>
+      </w:r>
+      <w:r>
+        <w:rPr>
+          <w:color w:val="000000"/>
+        </w:rPr>
+        <w:t xml:space="preserve"> [[HoTenNguoiToCao]]</w:t>
       </w:r>
       <w:r>
         <w:rPr>
@@ -277,7 +258,6 @@
         <w:ind w:right="-1418"/>
         <w:rPr>
           <w:color w:val="000000"/>
-          <w:lang w:val="vi-VN"/>
         </w:rPr>
       </w:pPr>
       <w:r>
@@ -290,9 +270,8 @@
       <w:r>
         <w:rPr>
           <w:color w:val="000000"/>
-          <w:lang w:val="vi-VN"/>
-        </w:rPr>
-        <w:t>[[DonVi]]</w:t>
+        </w:rPr>
+        <w:t>[[DiaChi]]</w:t>
       </w:r>
     </w:p>
     <w:p>
@@ -311,6 +290,15 @@
         </w:rPr>
         <w:t xml:space="preserve">Nội dung đơn: </w:t>
       </w:r>
+    </w:p>
+    <w:p>
+      <w:pPr>
+        <w:spacing w:before="120"/>
+        <w:rPr>
+          <w:color w:val="000000"/>
+          <w:lang w:val="vi-VN"/>
+        </w:rPr>
+      </w:pPr>
       <w:r>
         <w:rPr>
           <w:color w:val="000000"/>
@@ -361,22 +349,21 @@
           <w:color w:val="000000"/>
           <w:lang w:val="vi-VN"/>
         </w:rPr>
-        <w:t xml:space="preserve">chuyển đơn tố cáo của đồng chí (ông/bà) </w:t>
-      </w:r>
-      <w:r>
-        <w:rPr>
-          <w:color w:val="000000"/>
-          <w:lang w:val="vi-VN"/>
-        </w:rPr>
-        <w:t>[[Ten]]</w:t>
-      </w:r>
-      <w:r>
-        <w:rPr>
-          <w:color w:val="000000"/>
-          <w:vertAlign w:val="superscript"/>
-          <w:lang w:val="vi-VN"/>
-        </w:rPr>
-        <w:t xml:space="preserve"> </w:t>
+        <w:t xml:space="preserve">chuyển đơn tố cáo của </w:t>
+      </w:r>
+      <w:r>
+        <w:rPr>
+          <w:color w:val="000000"/>
+        </w:rPr>
+        <w:t>[[HoTenNguoiToCao</w:t>
+      </w:r>
+      <w:bookmarkStart w:id="0" w:name="_GoBack"/>
+      <w:bookmarkEnd w:id="0"/>
+      <w:r>
+        <w:rPr>
+          <w:color w:val="000000"/>
+        </w:rPr>
+        <w:t xml:space="preserve">]] </w:t>
       </w:r>
       <w:r>
         <w:rPr>
@@ -400,30 +387,7 @@
         <w:t xml:space="preserve"> để giải quyết theo quy định của pháp luật./. </w:t>
       </w:r>
     </w:p>
-    <w:p>
-      <w:pPr>
-        <w:ind w:right="-2"/>
-        <w:jc w:val="both"/>
-        <w:rPr>
-          <w:color w:val="000000"/>
-          <w:lang w:val="vi-VN"/>
-        </w:rPr>
-      </w:pPr>
-      <w:r>
-        <w:rPr>
-          <w:color w:val="000000"/>
-          <w:lang w:val="vi-VN"/>
-        </w:rPr>
-        <w:t xml:space="preserve">                                    </w:t>
-      </w:r>
-    </w:p>
-    <w:p>
-      <w:pPr>
-        <w:rPr>
-          <w:lang w:val="vi-VN"/>
-        </w:rPr>
-      </w:pPr>
-    </w:p>
+    <w:p/>
     <w:sectPr>
       <w:pgSz w:w="11906" w:h="16838" w:code="9"/>
       <w:pgMar w:top="1418" w:right="1418" w:bottom="1418" w:left="1985" w:header="720" w:footer="720" w:gutter="0"/>
